--- a/Knowledge/3-Work knowledge/1-Software Engineering/1-Testing/5-My Source/1-ISTQB Foundation Level/1-Testing terms/24-Whole Team Approach.docx
+++ b/Knowledge/3-Work knowledge/1-Software Engineering/1-Testing/5-My Source/1-ISTQB Foundation Level/1-Testing terms/24-Whole Team Approach.docx
@@ -77,7 +77,7 @@
           <w:szCs w:val="14"/>
           <w:shd w:val="clear" w:color="auto" w:fill="B7B7B7"/>
         </w:rPr>
-        <w:t>(GPT-5-Standard) at [9/</w:t>
+        <w:t>(</w:t>
       </w:r>
       <w:r>
         <w:rPr>
@@ -86,148 +86,17 @@
           <w:szCs w:val="14"/>
           <w:shd w:val="clear" w:color="auto" w:fill="B7B7B7"/>
         </w:rPr>
-        <w:t>5</w:t>
-      </w:r>
-      <w:r>
-        <w:rPr>
+        <w:t>GPT</w:t>
+      </w:r>
+      <w:r>
+        <w:rPr>
+          <w:rFonts w:ascii="Cambria Math" w:hAnsi="Cambria Math" w:cs="Cambria Math"/>
           <w:b/>
           <w:sz w:val="14"/>
           <w:szCs w:val="14"/>
           <w:shd w:val="clear" w:color="auto" w:fill="B7B7B7"/>
         </w:rPr>
-        <w:t>/2025]</w:t>
-      </w:r>
-    </w:p>
-    <w:p>
-      <w:pPr>
-        <w:rPr>
-          <w:rFonts w:ascii="Roboto Mono" w:hAnsi="Roboto Mono"/>
-          <w:lang w:bidi="ar-EG"/>
-        </w:rPr>
-      </w:pPr>
-      <w:r>
-        <w:rPr>
-          <w:rFonts w:ascii="Roboto Mono" w:hAnsi="Roboto Mono"/>
-          <w:lang w:bidi="ar-EG"/>
-        </w:rPr>
-        <w:t xml:space="preserve">The </w:t>
-      </w:r>
-      <w:r>
-        <w:rPr>
-          <w:rFonts w:ascii="Roboto Mono" w:hAnsi="Roboto Mono"/>
-          <w:b/>
-          <w:bCs/>
-          <w:lang w:bidi="ar-EG"/>
-        </w:rPr>
-        <w:t>Whole Team Approach</w:t>
-      </w:r>
-      <w:r>
-        <w:rPr>
-          <w:rFonts w:ascii="Roboto Mono" w:hAnsi="Roboto Mono"/>
-          <w:lang w:bidi="ar-EG"/>
-        </w:rPr>
-        <w:t xml:space="preserve"> in software testing means that </w:t>
-      </w:r>
-      <w:r>
-        <w:rPr>
-          <w:rFonts w:ascii="Roboto Mono" w:hAnsi="Roboto Mono"/>
-          <w:b/>
-          <w:bCs/>
-          <w:lang w:bidi="ar-EG"/>
-        </w:rPr>
-        <w:t>quality is the responsibility of the entire team</w:t>
-      </w:r>
-      <w:r>
-        <w:rPr>
-          <w:rFonts w:ascii="Roboto Mono" w:hAnsi="Roboto Mono"/>
-          <w:lang w:bidi="ar-EG"/>
-        </w:rPr>
-        <w:t>, not just the QA/testers.</w:t>
-      </w:r>
-    </w:p>
-    <w:p>
-      <w:pPr>
-        <w:rPr>
-          <w:rFonts w:ascii="Roboto Mono" w:hAnsi="Roboto Mono"/>
-          <w:lang w:bidi="ar-EG"/>
-        </w:rPr>
-      </w:pPr>
-      <w:r>
-        <w:rPr>
-          <w:rFonts w:ascii="Roboto Mono" w:hAnsi="Roboto Mono"/>
-          <w:lang w:bidi="ar-EG"/>
-        </w:rPr>
-        <w:t>In other words: everyone involved in the project — developers, testers, business analysts, designers, and even product owners — collaborates to ensure that the product meets quality standards.</w:t>
-      </w:r>
-    </w:p>
-    <w:p>
-      <w:pPr>
-        <w:rPr>
-          <w:lang w:bidi="ar-EG"/>
-        </w:rPr>
-      </w:pPr>
-      <w:r>
-        <w:rPr>
-          <w:lang w:bidi="ar-EG"/>
-        </w:rPr>
-        <w:pict w14:anchorId="7AE88634">
-          <v:rect id="_x0000_i1062" style="width:0;height:1.5pt" o:hralign="center" o:hrstd="t" o:hr="t" fillcolor="#a0a0a0" stroked="f"/>
-        </w:pict>
-      </w:r>
-    </w:p>
-    <w:p>
-      <w:pPr>
-        <w:pStyle w:val="Heading2"/>
-        <w:rPr>
-          <w:lang w:bidi="ar-EG"/>
-        </w:rPr>
-      </w:pPr>
-      <w:r>
-        <w:rPr>
-          <w:rFonts w:ascii="Segoe UI Emoji" w:hAnsi="Segoe UI Emoji" w:cs="Segoe UI Emoji"/>
-          <w:lang w:bidi="ar-EG"/>
-        </w:rPr>
-        <w:t>🔹</w:t>
-      </w:r>
-      <w:r>
-        <w:rPr>
-          <w:lang w:bidi="ar-EG"/>
-        </w:rPr>
-        <w:t xml:space="preserve"> Key Principles</w:t>
-      </w:r>
-    </w:p>
-    <w:p>
-      <w:pPr>
-        <w:spacing w:before="240" w:after="240"/>
-      </w:pPr>
-      <w:r>
-        <w:rPr>
-          <w:b/>
-          <w:shd w:val="clear" w:color="auto" w:fill="B7B7B7"/>
-        </w:rPr>
-        <w:t># Source</w:t>
-      </w:r>
-      <w:r>
-        <w:rPr>
-          <w:shd w:val="clear" w:color="auto" w:fill="B7B7B7"/>
-        </w:rPr>
-        <w:t xml:space="preserve">: </w:t>
-      </w:r>
-      <w:proofErr w:type="spellStart"/>
-      <w:r>
-        <w:rPr>
-          <w:b/>
-          <w:shd w:val="clear" w:color="auto" w:fill="B7B7B7"/>
-        </w:rPr>
-        <w:t>Chatgot</w:t>
-      </w:r>
-      <w:proofErr w:type="spellEnd"/>
-      <w:r>
-        <w:rPr>
-          <w:b/>
-          <w:shd w:val="clear" w:color="auto" w:fill="B7B7B7"/>
-        </w:rPr>
-        <w:t xml:space="preserve"> </w:t>
+        <w:t>‑</w:t>
       </w:r>
       <w:r>
         <w:rPr>
@@ -236,7 +105,212 @@
           <w:szCs w:val="14"/>
           <w:shd w:val="clear" w:color="auto" w:fill="B7B7B7"/>
         </w:rPr>
-        <w:t>(GPT-5-Standard) at [9/5/2025]</w:t>
+        <w:t>5 Mini</w:t>
+      </w:r>
+      <w:r>
+        <w:rPr>
+          <w:b/>
+          <w:sz w:val="14"/>
+          <w:szCs w:val="14"/>
+          <w:shd w:val="clear" w:color="auto" w:fill="B7B7B7"/>
+        </w:rPr>
+        <w:t>) at [9/</w:t>
+      </w:r>
+      <w:r>
+        <w:rPr>
+          <w:b/>
+          <w:sz w:val="14"/>
+          <w:szCs w:val="14"/>
+          <w:shd w:val="clear" w:color="auto" w:fill="B7B7B7"/>
+        </w:rPr>
+        <w:t>5</w:t>
+      </w:r>
+      <w:r>
+        <w:rPr>
+          <w:b/>
+          <w:sz w:val="14"/>
+          <w:szCs w:val="14"/>
+          <w:shd w:val="clear" w:color="auto" w:fill="B7B7B7"/>
+        </w:rPr>
+        <w:t>/2025]</w:t>
+      </w:r>
+    </w:p>
+    <w:p>
+      <w:pPr>
+        <w:rPr>
+          <w:rFonts w:ascii="Roboto Mono" w:hAnsi="Roboto Mono"/>
+          <w:lang w:bidi="ar-EG"/>
+        </w:rPr>
+      </w:pPr>
+      <w:r>
+        <w:rPr>
+          <w:rFonts w:ascii="Roboto Mono" w:hAnsi="Roboto Mono"/>
+          <w:lang w:bidi="ar-EG"/>
+        </w:rPr>
+        <w:t xml:space="preserve">The </w:t>
+      </w:r>
+      <w:r>
+        <w:rPr>
+          <w:rFonts w:ascii="Roboto Mono" w:hAnsi="Roboto Mono"/>
+          <w:b/>
+          <w:bCs/>
+          <w:lang w:bidi="ar-EG"/>
+        </w:rPr>
+        <w:t>Whole Team Approach</w:t>
+      </w:r>
+      <w:r>
+        <w:rPr>
+          <w:rFonts w:ascii="Roboto Mono" w:hAnsi="Roboto Mono"/>
+          <w:lang w:bidi="ar-EG"/>
+        </w:rPr>
+        <w:t xml:space="preserve"> in software testing means that </w:t>
+      </w:r>
+      <w:r>
+        <w:rPr>
+          <w:rFonts w:ascii="Roboto Mono" w:hAnsi="Roboto Mono"/>
+          <w:b/>
+          <w:bCs/>
+          <w:lang w:bidi="ar-EG"/>
+        </w:rPr>
+        <w:t>quality is the responsibility of the entire team</w:t>
+      </w:r>
+      <w:r>
+        <w:rPr>
+          <w:rFonts w:ascii="Roboto Mono" w:hAnsi="Roboto Mono"/>
+          <w:lang w:bidi="ar-EG"/>
+        </w:rPr>
+        <w:t>, not just the QA/testers.</w:t>
+      </w:r>
+    </w:p>
+    <w:p>
+      <w:pPr>
+        <w:rPr>
+          <w:rFonts w:ascii="Roboto Mono" w:hAnsi="Roboto Mono"/>
+          <w:lang w:bidi="ar-EG"/>
+        </w:rPr>
+      </w:pPr>
+      <w:r>
+        <w:rPr>
+          <w:rFonts w:ascii="Roboto Mono" w:hAnsi="Roboto Mono"/>
+          <w:lang w:bidi="ar-EG"/>
+        </w:rPr>
+        <w:t>In other words: everyone involved in the project — developers, testers, business analysts, designers, and even product owners — collaborates to ensure that the product meets quality standards.</w:t>
+      </w:r>
+    </w:p>
+    <w:p>
+      <w:pPr>
+        <w:rPr>
+          <w:lang w:bidi="ar-EG"/>
+        </w:rPr>
+      </w:pPr>
+      <w:r>
+        <w:rPr>
+          <w:lang w:bidi="ar-EG"/>
+        </w:rPr>
+        <w:pict w14:anchorId="7AE88634">
+          <v:rect id="_x0000_i1025" style="width:0;height:1.5pt" o:hralign="center" o:hrstd="t" o:hr="t" fillcolor="#a0a0a0" stroked="f"/>
+        </w:pict>
+      </w:r>
+    </w:p>
+    <w:p>
+      <w:pPr>
+        <w:pStyle w:val="Heading2"/>
+        <w:rPr>
+          <w:lang w:bidi="ar-EG"/>
+        </w:rPr>
+      </w:pPr>
+      <w:r>
+        <w:rPr>
+          <w:rFonts w:ascii="Segoe UI Emoji" w:hAnsi="Segoe UI Emoji" w:cs="Segoe UI Emoji"/>
+          <w:lang w:bidi="ar-EG"/>
+        </w:rPr>
+        <w:t>🔹</w:t>
+      </w:r>
+      <w:r>
+        <w:rPr>
+          <w:lang w:bidi="ar-EG"/>
+        </w:rPr>
+        <w:t xml:space="preserve"> Key Principles</w:t>
+      </w:r>
+    </w:p>
+    <w:p>
+      <w:pPr>
+        <w:spacing w:before="240" w:after="240"/>
+      </w:pPr>
+      <w:r>
+        <w:rPr>
+          <w:b/>
+          <w:shd w:val="clear" w:color="auto" w:fill="B7B7B7"/>
+        </w:rPr>
+        <w:t># Source</w:t>
+      </w:r>
+      <w:r>
+        <w:rPr>
+          <w:shd w:val="clear" w:color="auto" w:fill="B7B7B7"/>
+        </w:rPr>
+        <w:t xml:space="preserve">: </w:t>
+      </w:r>
+      <w:proofErr w:type="spellStart"/>
+      <w:r>
+        <w:rPr>
+          <w:b/>
+          <w:shd w:val="clear" w:color="auto" w:fill="B7B7B7"/>
+        </w:rPr>
+        <w:t>Chatgot</w:t>
+      </w:r>
+      <w:proofErr w:type="spellEnd"/>
+      <w:r>
+        <w:rPr>
+          <w:b/>
+          <w:shd w:val="clear" w:color="auto" w:fill="B7B7B7"/>
+        </w:rPr>
+        <w:t xml:space="preserve"> </w:t>
+      </w:r>
+      <w:r>
+        <w:rPr>
+          <w:b/>
+          <w:sz w:val="14"/>
+          <w:szCs w:val="14"/>
+          <w:shd w:val="clear" w:color="auto" w:fill="B7B7B7"/>
+        </w:rPr>
+        <w:t>(</w:t>
+      </w:r>
+      <w:r>
+        <w:rPr>
+          <w:b/>
+          <w:sz w:val="14"/>
+          <w:szCs w:val="14"/>
+          <w:shd w:val="clear" w:color="auto" w:fill="B7B7B7"/>
+        </w:rPr>
+        <w:t>GPT</w:t>
+      </w:r>
+      <w:r>
+        <w:rPr>
+          <w:rFonts w:ascii="Cambria Math" w:hAnsi="Cambria Math" w:cs="Cambria Math"/>
+          <w:b/>
+          <w:sz w:val="14"/>
+          <w:szCs w:val="14"/>
+          <w:shd w:val="clear" w:color="auto" w:fill="B7B7B7"/>
+        </w:rPr>
+        <w:t>‑</w:t>
+      </w:r>
+      <w:r>
+        <w:rPr>
+          <w:b/>
+          <w:sz w:val="14"/>
+          <w:szCs w:val="14"/>
+          <w:shd w:val="clear" w:color="auto" w:fill="B7B7B7"/>
+        </w:rPr>
+        <w:t>5 Mini</w:t>
+      </w:r>
+      <w:r>
+        <w:rPr>
+          <w:b/>
+          <w:sz w:val="14"/>
+          <w:szCs w:val="14"/>
+          <w:shd w:val="clear" w:color="auto" w:fill="B7B7B7"/>
+        </w:rPr>
+        <w:t>) at [9/5/2025]</w:t>
       </w:r>
     </w:p>
     <w:p>
@@ -543,7 +617,7 @@
           <w:lang w:bidi="ar-EG"/>
         </w:rPr>
         <w:pict w14:anchorId="45716383">
-          <v:rect id="_x0000_i1063" style="width:0;height:1.5pt" o:hralign="center" o:hrstd="t" o:hr="t" fillcolor="#a0a0a0" stroked="f"/>
+          <v:rect id="_x0000_i1026" style="width:0;height:1.5pt" o:hralign="center" o:hrstd="t" o:hr="t" fillcolor="#a0a0a0" stroked="f"/>
         </w:pict>
       </w:r>
     </w:p>
@@ -608,7 +682,44 @@
           <w:szCs w:val="14"/>
           <w:shd w:val="clear" w:color="auto" w:fill="B7B7B7"/>
         </w:rPr>
-        <w:t>(GPT-5-Standard) at [9/5/2025]</w:t>
+        <w:t>(</w:t>
+      </w:r>
+      <w:r>
+        <w:rPr>
+          <w:b/>
+          <w:sz w:val="14"/>
+          <w:szCs w:val="14"/>
+          <w:shd w:val="clear" w:color="auto" w:fill="B7B7B7"/>
+        </w:rPr>
+        <w:t>GPT</w:t>
+      </w:r>
+      <w:r>
+        <w:rPr>
+          <w:rFonts w:ascii="Cambria Math" w:hAnsi="Cambria Math" w:cs="Cambria Math"/>
+          <w:b/>
+          <w:sz w:val="14"/>
+          <w:szCs w:val="14"/>
+          <w:shd w:val="clear" w:color="auto" w:fill="B7B7B7"/>
+        </w:rPr>
+        <w:t>‑</w:t>
+      </w:r>
+      <w:r>
+        <w:rPr>
+          <w:b/>
+          <w:sz w:val="14"/>
+          <w:szCs w:val="14"/>
+          <w:shd w:val="clear" w:color="auto" w:fill="B7B7B7"/>
+        </w:rPr>
+        <w:t>5 Mini</w:t>
+      </w:r>
+      <w:r>
+        <w:rPr>
+          <w:b/>
+          <w:sz w:val="14"/>
+          <w:szCs w:val="14"/>
+          <w:shd w:val="clear" w:color="auto" w:fill="B7B7B7"/>
+        </w:rPr>
+        <w:t>) at [9/5/2025]</w:t>
       </w:r>
     </w:p>
     <w:p>
@@ -734,7 +845,7 @@
           <w:lang w:bidi="ar-EG"/>
         </w:rPr>
         <w:pict w14:anchorId="2A0384B7">
-          <v:rect id="_x0000_i1064" style="width:0;height:1.5pt" o:hralign="center" o:hrstd="t" o:hr="t" fillcolor="#a0a0a0" stroked="f"/>
+          <v:rect id="_x0000_i1027" style="width:0;height:1.5pt" o:hralign="center" o:hrstd="t" o:hr="t" fillcolor="#a0a0a0" stroked="f"/>
         </w:pict>
       </w:r>
     </w:p>
@@ -799,7 +910,44 @@
           <w:szCs w:val="14"/>
           <w:shd w:val="clear" w:color="auto" w:fill="B7B7B7"/>
         </w:rPr>
-        <w:t>(GPT-5-Standard) at [9/5/2025]</w:t>
+        <w:t>(</w:t>
+      </w:r>
+      <w:r>
+        <w:rPr>
+          <w:b/>
+          <w:sz w:val="14"/>
+          <w:szCs w:val="14"/>
+          <w:shd w:val="clear" w:color="auto" w:fill="B7B7B7"/>
+        </w:rPr>
+        <w:t>GPT</w:t>
+      </w:r>
+      <w:r>
+        <w:rPr>
+          <w:rFonts w:ascii="Cambria Math" w:hAnsi="Cambria Math" w:cs="Cambria Math"/>
+          <w:b/>
+          <w:sz w:val="14"/>
+          <w:szCs w:val="14"/>
+          <w:shd w:val="clear" w:color="auto" w:fill="B7B7B7"/>
+        </w:rPr>
+        <w:t>‑</w:t>
+      </w:r>
+      <w:r>
+        <w:rPr>
+          <w:b/>
+          <w:sz w:val="14"/>
+          <w:szCs w:val="14"/>
+          <w:shd w:val="clear" w:color="auto" w:fill="B7B7B7"/>
+        </w:rPr>
+        <w:t>5 Mini</w:t>
+      </w:r>
+      <w:r>
+        <w:rPr>
+          <w:b/>
+          <w:sz w:val="14"/>
+          <w:szCs w:val="14"/>
+          <w:shd w:val="clear" w:color="auto" w:fill="B7B7B7"/>
+        </w:rPr>
+        <w:t>) at [9/5/2025]</w:t>
       </w:r>
     </w:p>
     <w:p>
@@ -971,7 +1119,7 @@
           <w:lang w:bidi="ar-EG"/>
         </w:rPr>
         <w:pict w14:anchorId="64071813">
-          <v:rect id="_x0000_i1065" style="width:0;height:1.5pt" o:hralign="center" o:hrstd="t" o:hr="t" fillcolor="#a0a0a0" stroked="f"/>
+          <v:rect id="_x0000_i1028" style="width:0;height:1.5pt" o:hralign="center" o:hrstd="t" o:hr="t" fillcolor="#a0a0a0" stroked="f"/>
         </w:pict>
       </w:r>
     </w:p>
@@ -1036,7 +1184,44 @@
           <w:szCs w:val="14"/>
           <w:shd w:val="clear" w:color="auto" w:fill="B7B7B7"/>
         </w:rPr>
-        <w:t>(GPT-5-Standard) at [9/5/2025]</w:t>
+        <w:t>(</w:t>
+      </w:r>
+      <w:r>
+        <w:rPr>
+          <w:b/>
+          <w:sz w:val="14"/>
+          <w:szCs w:val="14"/>
+          <w:shd w:val="clear" w:color="auto" w:fill="B7B7B7"/>
+        </w:rPr>
+        <w:t>GPT</w:t>
+      </w:r>
+      <w:r>
+        <w:rPr>
+          <w:rFonts w:ascii="Cambria Math" w:hAnsi="Cambria Math" w:cs="Cambria Math"/>
+          <w:b/>
+          <w:sz w:val="14"/>
+          <w:szCs w:val="14"/>
+          <w:shd w:val="clear" w:color="auto" w:fill="B7B7B7"/>
+        </w:rPr>
+        <w:t>‑</w:t>
+      </w:r>
+      <w:r>
+        <w:rPr>
+          <w:b/>
+          <w:sz w:val="14"/>
+          <w:szCs w:val="14"/>
+          <w:shd w:val="clear" w:color="auto" w:fill="B7B7B7"/>
+        </w:rPr>
+        <w:t>5 Mini</w:t>
+      </w:r>
+      <w:r>
+        <w:rPr>
+          <w:b/>
+          <w:sz w:val="14"/>
+          <w:szCs w:val="14"/>
+          <w:shd w:val="clear" w:color="auto" w:fill="B7B7B7"/>
+        </w:rPr>
+        <w:t>) at [9/5/2025]</w:t>
       </w:r>
     </w:p>
     <w:p>
@@ -1097,7 +1282,7 @@
           <w:lang w:bidi="ar-EG"/>
         </w:rPr>
         <w:pict w14:anchorId="7F33888F">
-          <v:rect id="_x0000_i1066" style="width:0;height:1.5pt" o:hralign="center" o:hrstd="t" o:hr="t" fillcolor="#a0a0a0" stroked="f"/>
+          <v:rect id="_x0000_i1029" style="width:0;height:1.5pt" o:hralign="center" o:hrstd="t" o:hr="t" fillcolor="#a0a0a0" stroked="f"/>
         </w:pict>
       </w:r>
     </w:p>
@@ -2149,6 +2334,7 @@
   <w:style w:type="character" w:default="1" w:styleId="DefaultParagraphFont">
     <w:name w:val="Default Paragraph Font"/>
     <w:uiPriority w:val="1"/>
+    <w:semiHidden/>
     <w:unhideWhenUsed/>
   </w:style>
   <w:style w:type="table" w:default="1" w:styleId="TableNormal">
